--- a/units/u04-数量关系/04-考前测试/original/U4_四上_第四单元_数量关系.docx
+++ b/units/u04-数量关系/04-考前测试/original/U4_四上_第四单元_数量关系.docx
@@ -4,7 +4,7 @@
   <w:body>
     <w:p>
       <w:pPr>
-        <w:spacing w:before="0" w:after="40" w:line="276" w:lineRule="auto"/>
+        <w:spacing w:before="0" w:after="40" w:line="307" w:lineRule="auto"/>
         <w:jc w:val="center"/>
       </w:pPr>
       <w:r>
@@ -18,7 +18,7 @@
     </w:p>
     <w:p>
       <w:pPr>
-        <w:spacing w:before="0" w:after="60" w:line="276" w:lineRule="auto"/>
+        <w:spacing w:before="0" w:after="60" w:line="307" w:lineRule="auto"/>
         <w:jc w:val="center"/>
       </w:pPr>
       <w:r>
@@ -32,7 +32,7 @@
     </w:p>
     <w:p>
       <w:pPr>
-        <w:spacing w:before="0" w:after="160" w:line="276" w:lineRule="auto"/>
+        <w:spacing w:before="0" w:after="160" w:line="307" w:lineRule="auto"/>
         <w:jc w:val="center"/>
       </w:pPr>
       <w:r>
@@ -46,7 +46,7 @@
     </w:p>
     <w:p>
       <w:pPr>
-        <w:spacing w:before="120" w:after="80" w:line="276" w:lineRule="auto"/>
+        <w:spacing w:before="120" w:after="80" w:line="307" w:lineRule="auto"/>
       </w:pPr>
       <w:r>
         <w:rPr>
@@ -59,7 +59,7 @@
     </w:p>
     <w:p>
       <w:pPr>
-        <w:spacing w:before="0" w:after="80" w:line="276" w:lineRule="auto"/>
+        <w:spacing w:before="0" w:after="80" w:line="307" w:lineRule="auto"/>
       </w:pPr>
       <w:r>
         <w:rPr>
@@ -72,7 +72,19 @@
     </w:p>
     <w:p>
       <w:pPr>
-        <w:spacing w:before="0" w:after="80" w:line="276" w:lineRule="auto"/>
+        <w:spacing w:before="0" w:after="400" w:line="240" w:lineRule="auto"/>
+      </w:pPr>
+      <w:r>
+        <w:rPr>
+          <w:rFonts w:ascii="宋体" w:hAnsi="宋体" w:eastAsia="宋体"/>
+          <w:b w:val="0"/>
+          <w:sz w:val="2"/>
+        </w:rPr>
+      </w:r>
+    </w:p>
+    <w:p>
+      <w:pPr>
+        <w:spacing w:before="0" w:after="80" w:line="307" w:lineRule="auto"/>
       </w:pPr>
       <w:r>
         <w:rPr>
@@ -85,7 +97,19 @@
     </w:p>
     <w:p>
       <w:pPr>
-        <w:spacing w:before="0" w:after="80" w:line="276" w:lineRule="auto"/>
+        <w:spacing w:before="0" w:after="400" w:line="240" w:lineRule="auto"/>
+      </w:pPr>
+      <w:r>
+        <w:rPr>
+          <w:rFonts w:ascii="宋体" w:hAnsi="宋体" w:eastAsia="宋体"/>
+          <w:b w:val="0"/>
+          <w:sz w:val="2"/>
+        </w:rPr>
+      </w:r>
+    </w:p>
+    <w:p>
+      <w:pPr>
+        <w:spacing w:before="0" w:after="80" w:line="307" w:lineRule="auto"/>
       </w:pPr>
       <w:r>
         <w:rPr>
@@ -98,7 +122,19 @@
     </w:p>
     <w:p>
       <w:pPr>
-        <w:spacing w:before="0" w:after="80" w:line="276" w:lineRule="auto"/>
+        <w:spacing w:before="0" w:after="400" w:line="240" w:lineRule="auto"/>
+      </w:pPr>
+      <w:r>
+        <w:rPr>
+          <w:rFonts w:ascii="宋体" w:hAnsi="宋体" w:eastAsia="宋体"/>
+          <w:b w:val="0"/>
+          <w:sz w:val="2"/>
+        </w:rPr>
+      </w:r>
+    </w:p>
+    <w:p>
+      <w:pPr>
+        <w:spacing w:before="0" w:after="80" w:line="307" w:lineRule="auto"/>
       </w:pPr>
       <w:r>
         <w:rPr>
@@ -111,7 +147,19 @@
     </w:p>
     <w:p>
       <w:pPr>
-        <w:spacing w:before="0" w:after="40" w:line="276" w:lineRule="auto"/>
+        <w:spacing w:before="0" w:after="400" w:line="240" w:lineRule="auto"/>
+      </w:pPr>
+      <w:r>
+        <w:rPr>
+          <w:rFonts w:ascii="宋体" w:hAnsi="宋体" w:eastAsia="宋体"/>
+          <w:b w:val="0"/>
+          <w:sz w:val="2"/>
+        </w:rPr>
+      </w:r>
+    </w:p>
+    <w:p>
+      <w:pPr>
+        <w:spacing w:before="0" w:after="120" w:line="307" w:lineRule="auto"/>
       </w:pPr>
       <w:r>
         <w:rPr>
@@ -124,7 +172,7 @@
     </w:p>
     <w:p>
       <w:pPr>
-        <w:spacing w:before="0" w:after="40" w:line="276" w:lineRule="auto"/>
+        <w:spacing w:before="0" w:after="80" w:line="307" w:lineRule="auto"/>
       </w:pPr>
       <w:r>
         <w:rPr>
@@ -137,7 +185,19 @@
     </w:p>
     <w:p>
       <w:pPr>
-        <w:spacing w:before="0" w:after="40" w:line="276" w:lineRule="auto"/>
+        <w:spacing w:before="0" w:after="200" w:line="240" w:lineRule="auto"/>
+      </w:pPr>
+      <w:r>
+        <w:rPr>
+          <w:rFonts w:ascii="宋体" w:hAnsi="宋体" w:eastAsia="宋体"/>
+          <w:b w:val="0"/>
+          <w:sz w:val="2"/>
+        </w:rPr>
+      </w:r>
+    </w:p>
+    <w:p>
+      <w:pPr>
+        <w:spacing w:before="0" w:after="80" w:line="307" w:lineRule="auto"/>
       </w:pPr>
       <w:r>
         <w:rPr>
@@ -150,7 +210,19 @@
     </w:p>
     <w:p>
       <w:pPr>
-        <w:spacing w:before="0" w:after="80" w:line="276" w:lineRule="auto"/>
+        <w:spacing w:before="0" w:after="200" w:line="240" w:lineRule="auto"/>
+      </w:pPr>
+      <w:r>
+        <w:rPr>
+          <w:rFonts w:ascii="宋体" w:hAnsi="宋体" w:eastAsia="宋体"/>
+          <w:b w:val="0"/>
+          <w:sz w:val="2"/>
+        </w:rPr>
+      </w:r>
+    </w:p>
+    <w:p>
+      <w:pPr>
+        <w:spacing w:before="0" w:after="80" w:line="307" w:lineRule="auto"/>
       </w:pPr>
       <w:r>
         <w:rPr>
@@ -163,7 +235,19 @@
     </w:p>
     <w:p>
       <w:pPr>
-        <w:spacing w:before="0" w:after="40" w:line="276" w:lineRule="auto"/>
+        <w:spacing w:before="0" w:after="320" w:line="240" w:lineRule="auto"/>
+      </w:pPr>
+      <w:r>
+        <w:rPr>
+          <w:rFonts w:ascii="宋体" w:hAnsi="宋体" w:eastAsia="宋体"/>
+          <w:b w:val="0"/>
+          <w:sz w:val="2"/>
+        </w:rPr>
+      </w:r>
+    </w:p>
+    <w:p>
+      <w:pPr>
+        <w:spacing w:before="0" w:after="120" w:line="307" w:lineRule="auto"/>
       </w:pPr>
       <w:r>
         <w:rPr>
@@ -181,16 +265,16 @@
         <w:tblLook w:firstColumn="1" w:firstRow="1" w:lastColumn="0" w:lastRow="0" w:noHBand="0" w:noVBand="1" w:val="04A0"/>
       </w:tblPr>
       <w:tblGrid>
-        <w:gridCol w:w="2041"/>
-        <w:gridCol w:w="2041"/>
-        <w:gridCol w:w="2041"/>
-        <w:gridCol w:w="2041"/>
-        <w:gridCol w:w="2041"/>
+        <w:gridCol w:w="2018"/>
+        <w:gridCol w:w="2018"/>
+        <w:gridCol w:w="2018"/>
+        <w:gridCol w:w="2018"/>
+        <w:gridCol w:w="2018"/>
       </w:tblGrid>
       <w:tr>
         <w:tc>
           <w:tcPr>
-            <w:tcW w:type="dxa" w:w="2041"/>
+            <w:tcW w:type="dxa" w:w="2018"/>
           </w:tcPr>
           <w:p>
             <w:r>
@@ -200,7 +284,7 @@
         </w:tc>
         <w:tc>
           <w:tcPr>
-            <w:tcW w:type="dxa" w:w="2041"/>
+            <w:tcW w:type="dxa" w:w="2018"/>
           </w:tcPr>
           <w:p>
             <w:r>
@@ -210,7 +294,7 @@
         </w:tc>
         <w:tc>
           <w:tcPr>
-            <w:tcW w:type="dxa" w:w="2041"/>
+            <w:tcW w:type="dxa" w:w="2018"/>
           </w:tcPr>
           <w:p>
             <w:r>
@@ -220,7 +304,7 @@
         </w:tc>
         <w:tc>
           <w:tcPr>
-            <w:tcW w:type="dxa" w:w="2041"/>
+            <w:tcW w:type="dxa" w:w="2018"/>
           </w:tcPr>
           <w:p>
             <w:r>
@@ -230,7 +314,7 @@
         </w:tc>
         <w:tc>
           <w:tcPr>
-            <w:tcW w:type="dxa" w:w="2041"/>
+            <w:tcW w:type="dxa" w:w="2018"/>
           </w:tcPr>
           <w:p>
             <w:r>
@@ -242,7 +326,7 @@
       <w:tr>
         <w:tc>
           <w:tcPr>
-            <w:tcW w:type="dxa" w:w="2041"/>
+            <w:tcW w:type="dxa" w:w="2018"/>
           </w:tcPr>
           <w:p>
             <w:r>
@@ -252,7 +336,7 @@
         </w:tc>
         <w:tc>
           <w:tcPr>
-            <w:tcW w:type="dxa" w:w="2041"/>
+            <w:tcW w:type="dxa" w:w="2018"/>
           </w:tcPr>
           <w:p>
             <w:r>
@@ -262,7 +346,7 @@
         </w:tc>
         <w:tc>
           <w:tcPr>
-            <w:tcW w:type="dxa" w:w="2041"/>
+            <w:tcW w:type="dxa" w:w="2018"/>
           </w:tcPr>
           <w:p>
             <w:r>
@@ -272,7 +356,7 @@
         </w:tc>
         <w:tc>
           <w:tcPr>
-            <w:tcW w:type="dxa" w:w="2041"/>
+            <w:tcW w:type="dxa" w:w="2018"/>
           </w:tcPr>
           <w:p>
             <w:r>
@@ -282,7 +366,7 @@
         </w:tc>
         <w:tc>
           <w:tcPr>
-            <w:tcW w:type="dxa" w:w="2041"/>
+            <w:tcW w:type="dxa" w:w="2018"/>
           </w:tcPr>
           <w:p>
             <w:r>
@@ -294,7 +378,19 @@
     </w:tbl>
     <w:p>
       <w:pPr>
-        <w:spacing w:before="120" w:after="0" w:line="276" w:lineRule="auto"/>
+        <w:spacing w:before="0" w:after="240" w:line="240" w:lineRule="auto"/>
+      </w:pPr>
+      <w:r>
+        <w:rPr>
+          <w:rFonts w:ascii="宋体" w:hAnsi="宋体" w:eastAsia="宋体"/>
+          <w:b w:val="0"/>
+          <w:sz w:val="2"/>
+        </w:rPr>
+      </w:r>
+    </w:p>
+    <w:p>
+      <w:pPr>
+        <w:spacing w:before="120" w:after="0" w:line="307" w:lineRule="auto"/>
         <w:jc w:val="center"/>
       </w:pPr>
       <w:r>
@@ -309,7 +405,7 @@
     </w:p>
     <w:sectPr>
       <w:pgSz w:w="11906" w:h="16838"/>
-      <w:pgMar w:top="624" w:right="850" w:bottom="624" w:left="850" w:header="720" w:footer="720" w:gutter="0"/>
+      <w:pgMar w:top="680" w:right="907" w:bottom="680" w:left="907" w:header="720" w:footer="720" w:gutter="0"/>
       <w:cols w:space="720"/>
       <w:docGrid w:linePitch="360"/>
     </w:sectPr>
